--- a/fra/docx/63.content.docx
+++ b/fra/docx/63.content.docx
@@ -19,7 +19,7 @@
         <w:rPr>
           <w:lang w:val="fr_FR" w:bidi="fr_FR"/>
         </w:rPr>
-        <w:t>Resource: Notes d'étude - Introductions aux livres (Tyndale)</w:t>
+        <w:t>Resource: Tyndale Open Study Notes</w:t>
       </w:r>
       <w:r>
         <w:rPr>
@@ -112,7 +112,7 @@
         <w:rPr>
           <w:lang w:val="fr_FR" w:bidi="fr_FR"/>
         </w:rPr>
-        <w:t>Notes d'étude - Introductions aux livres (Tyndale)</w:t>
+        <w:t>Tyndale Open Study Notes</w:t>
       </w:r>
     </w:p>
     <w:p>

--- a/fra/docx/63.content.docx
+++ b/fra/docx/63.content.docx
@@ -19,7 +19,7 @@
         <w:rPr>
           <w:lang w:val="fr_FR" w:bidi="fr_FR"/>
         </w:rPr>
-        <w:t>Resource: Tyndale Open Study Notes</w:t>
+        <w:t>Resource: Aquifer Open Study Notes (Book Intros)</w:t>
       </w:r>
       <w:r>
         <w:rPr>
@@ -112,7 +112,7 @@
         <w:rPr>
           <w:lang w:val="fr_FR" w:bidi="fr_FR"/>
         </w:rPr>
-        <w:t>Tyndale Open Study Notes</w:t>
+        <w:t>Aquifer Open Study Notes (Book Intros)</w:t>
       </w:r>
     </w:p>
     <w:p>

--- a/fra/docx/63.content.docx
+++ b/fra/docx/63.content.docx
@@ -301,36 +301,24 @@
         </w:rPr>
         <w:t>Cette lettre personnelle débute par une salutation (</w:t>
       </w:r>
-      <w:hyperlink r:id="rId13">
-        <w:r>
-          <w:rPr>
-            <w:lang w:val="fr_FR" w:bidi="fr_FR"/>
-          </w:rPr>
-          <w:rPr>
-            <w:color w:val="0000EE"/>
-            <w:u w:val="single"/>
-          </w:rPr>
-          <w:t>1.1–3</w:t>
-        </w:r>
-      </w:hyperlink>
+      <w:r>
+        <w:rPr>
+          <w:lang w:val="fr_FR" w:bidi="fr_FR"/>
+        </w:rPr>
+        <w:t>1.1–3</w:t>
+      </w:r>
       <w:r>
         <w:rPr>
           <w:lang w:val="fr_FR" w:bidi="fr_FR"/>
         </w:rPr>
         <w:t>) et exprime ensuite les souhaits de l'auteur (</w:t>
       </w:r>
-      <w:hyperlink r:id="rId14">
-        <w:r>
-          <w:rPr>
-            <w:lang w:val="fr_FR" w:bidi="fr_FR"/>
-          </w:rPr>
-          <w:rPr>
-            <w:color w:val="0000EE"/>
-            <w:u w:val="single"/>
-          </w:rPr>
-          <w:t>1.4–11</w:t>
-        </w:r>
-      </w:hyperlink>
+      <w:r>
+        <w:rPr>
+          <w:lang w:val="fr_FR" w:bidi="fr_FR"/>
+        </w:rPr>
+        <w:t>1.4–11</w:t>
+      </w:r>
       <w:r>
         <w:rPr>
           <w:lang w:val="fr_FR" w:bidi="fr_FR"/>
@@ -362,18 +350,12 @@
         </w:rPr>
         <w:t>Certains spécialistes ont pensé que le Jean qui a écrit cette lettre (</w:t>
       </w:r>
-      <w:hyperlink r:id="rId15">
-        <w:r>
-          <w:rPr>
-            <w:lang w:val="fr_FR" w:bidi="fr_FR"/>
-          </w:rPr>
-          <w:rPr>
-            <w:color w:val="0000EE"/>
-            <w:u w:val="single"/>
-          </w:rPr>
-          <w:t>1.1</w:t>
-        </w:r>
-      </w:hyperlink>
+      <w:r>
+        <w:rPr>
+          <w:lang w:val="fr_FR" w:bidi="fr_FR"/>
+        </w:rPr>
+        <w:t>1.1</w:t>
+      </w:r>
       <w:r>
         <w:rPr>
           <w:lang w:val="fr_FR" w:bidi="fr_FR"/>
@@ -429,18 +411,12 @@
         </w:rPr>
         <w:t>» (</w:t>
       </w:r>
-      <w:hyperlink r:id="rId15">
-        <w:r>
-          <w:rPr>
-            <w:lang w:val="fr_FR" w:bidi="fr_FR"/>
-          </w:rPr>
-          <w:rPr>
-            <w:color w:val="0000EE"/>
-            <w:u w:val="single"/>
-          </w:rPr>
-          <w:t>1.1</w:t>
-        </w:r>
-      </w:hyperlink>
+      <w:r>
+        <w:rPr>
+          <w:lang w:val="fr_FR" w:bidi="fr_FR"/>
+        </w:rPr>
+        <w:t>1.1</w:t>
+      </w:r>
       <w:r>
         <w:rPr>
           <w:lang w:val="fr_FR" w:bidi="fr_FR"/>
@@ -459,18 +435,12 @@
         </w:rPr>
         <w:t xml:space="preserve"> ») et de ses membres (« ses enfants » ; cf. </w:t>
       </w:r>
-      <w:hyperlink r:id="rId16">
-        <w:r>
-          <w:rPr>
-            <w:lang w:val="fr_FR" w:bidi="fr_FR"/>
-          </w:rPr>
-          <w:rPr>
-            <w:color w:val="0000EE"/>
-            <w:u w:val="single"/>
-          </w:rPr>
-          <w:t>1P 5.13</w:t>
-        </w:r>
-      </w:hyperlink>
+      <w:r>
+        <w:rPr>
+          <w:lang w:val="fr_FR" w:bidi="fr_FR"/>
+        </w:rPr>
+        <w:t>1P 5.13</w:t>
+      </w:r>
       <w:r>
         <w:rPr>
           <w:lang w:val="fr_FR" w:bidi="fr_FR"/>
@@ -502,36 +472,24 @@
         </w:rPr>
         <w:t>Le message de 2 Jean s’articule autour de deux axes. Premièrement, les membres de la communauté chrétienne sont appelés à s’aimer les uns les autres (</w:t>
       </w:r>
-      <w:hyperlink r:id="rId17">
-        <w:r>
-          <w:rPr>
-            <w:lang w:val="fr_FR" w:bidi="fr_FR"/>
-          </w:rPr>
-          <w:rPr>
-            <w:color w:val="0000EE"/>
-            <w:u w:val="single"/>
-          </w:rPr>
-          <w:t>1.5</w:t>
-        </w:r>
-      </w:hyperlink>
+      <w:r>
+        <w:rPr>
+          <w:lang w:val="fr_FR" w:bidi="fr_FR"/>
+        </w:rPr>
+        <w:t>1.5</w:t>
+      </w:r>
       <w:r>
         <w:rPr>
           <w:lang w:val="fr_FR" w:bidi="fr_FR"/>
         </w:rPr>
         <w:t>). Cet amour s’exprime concrètement par l’obéissance aux commandements de Jésus (</w:t>
       </w:r>
-      <w:hyperlink r:id="rId18">
-        <w:r>
-          <w:rPr>
-            <w:lang w:val="fr_FR" w:bidi="fr_FR"/>
-          </w:rPr>
-          <w:rPr>
-            <w:color w:val="0000EE"/>
-            <w:u w:val="single"/>
-          </w:rPr>
-          <w:t>1.6</w:t>
-        </w:r>
-      </w:hyperlink>
+      <w:r>
+        <w:rPr>
+          <w:lang w:val="fr_FR" w:bidi="fr_FR"/>
+        </w:rPr>
+        <w:t>1.6</w:t>
+      </w:r>
       <w:r>
         <w:rPr>
           <w:lang w:val="fr_FR" w:bidi="fr_FR"/>
@@ -552,126 +510,84 @@
         </w:rPr>
         <w:t>De nombreuses épîtres du Nouveau Testament ont été rédigées, au moins en partie, pour faire face à des enseignements erronés. C’est le cas de plusieurs lettres de Paul : Galates (</w:t>
       </w:r>
-      <w:hyperlink r:id="rId19">
-        <w:r>
-          <w:rPr>
-            <w:lang w:val="fr_FR" w:bidi="fr_FR"/>
-          </w:rPr>
-          <w:rPr>
-            <w:color w:val="0000EE"/>
-            <w:u w:val="single"/>
-          </w:rPr>
-          <w:t>Ga 1.6</w:t>
-        </w:r>
-      </w:hyperlink>
+      <w:r>
+        <w:rPr>
+          <w:lang w:val="fr_FR" w:bidi="fr_FR"/>
+        </w:rPr>
+        <w:t>Ga 1.6</w:t>
+      </w:r>
       <w:r>
         <w:rPr>
           <w:lang w:val="fr_FR" w:bidi="fr_FR"/>
         </w:rPr>
         <w:t>), Colossiens (</w:t>
       </w:r>
-      <w:hyperlink r:id="rId20">
-        <w:r>
-          <w:rPr>
-            <w:lang w:val="fr_FR" w:bidi="fr_FR"/>
-          </w:rPr>
-          <w:rPr>
-            <w:color w:val="0000EE"/>
-            <w:u w:val="single"/>
-          </w:rPr>
-          <w:t>Col 2.16–23</w:t>
-        </w:r>
-      </w:hyperlink>
+      <w:r>
+        <w:rPr>
+          <w:lang w:val="fr_FR" w:bidi="fr_FR"/>
+        </w:rPr>
+        <w:t>Col 2.16–23</w:t>
+      </w:r>
       <w:r>
         <w:rPr>
           <w:lang w:val="fr_FR" w:bidi="fr_FR"/>
         </w:rPr>
         <w:t>), 2 Thessaloniciens (</w:t>
       </w:r>
-      <w:hyperlink r:id="rId21">
-        <w:r>
-          <w:rPr>
-            <w:lang w:val="fr_FR" w:bidi="fr_FR"/>
-          </w:rPr>
-          <w:rPr>
-            <w:color w:val="0000EE"/>
-            <w:u w:val="single"/>
-          </w:rPr>
-          <w:t>2Th 2.1–3</w:t>
-        </w:r>
-      </w:hyperlink>
+      <w:r>
+        <w:rPr>
+          <w:lang w:val="fr_FR" w:bidi="fr_FR"/>
+        </w:rPr>
+        <w:t>2Th 2.1–3</w:t>
+      </w:r>
       <w:r>
         <w:rPr>
           <w:lang w:val="fr_FR" w:bidi="fr_FR"/>
         </w:rPr>
         <w:t>), et 1 Timothée (</w:t>
       </w:r>
-      <w:hyperlink r:id="rId22">
-        <w:r>
-          <w:rPr>
-            <w:lang w:val="fr_FR" w:bidi="fr_FR"/>
-          </w:rPr>
-          <w:rPr>
-            <w:color w:val="0000EE"/>
-            <w:u w:val="single"/>
-          </w:rPr>
-          <w:t>1Tm 4.1</w:t>
-        </w:r>
-      </w:hyperlink>
+      <w:r>
+        <w:rPr>
+          <w:lang w:val="fr_FR" w:bidi="fr_FR"/>
+        </w:rPr>
+        <w:t>1Tm 4.1</w:t>
+      </w:r>
       <w:r>
         <w:rPr>
           <w:lang w:val="fr_FR" w:bidi="fr_FR"/>
         </w:rPr>
         <w:t xml:space="preserve"> ; </w:t>
       </w:r>
-      <w:hyperlink r:id="rId23">
-        <w:r>
-          <w:rPr>
-            <w:lang w:val="fr_FR" w:bidi="fr_FR"/>
-          </w:rPr>
-          <w:rPr>
-            <w:color w:val="0000EE"/>
-            <w:u w:val="single"/>
-          </w:rPr>
-          <w:t>6.20–21</w:t>
-        </w:r>
-      </w:hyperlink>
+      <w:r>
+        <w:rPr>
+          <w:lang w:val="fr_FR" w:bidi="fr_FR"/>
+        </w:rPr>
+        <w:t>6.20–21</w:t>
+      </w:r>
       <w:r>
         <w:rPr>
           <w:lang w:val="fr_FR" w:bidi="fr_FR"/>
         </w:rPr>
         <w:t>). De même, Pierre a rédigé sa deuxième épître pour dénoncer les faux enseignants (</w:t>
       </w:r>
-      <w:hyperlink r:id="rId24">
-        <w:r>
-          <w:rPr>
-            <w:lang w:val="fr_FR" w:bidi="fr_FR"/>
-          </w:rPr>
-          <w:rPr>
-            <w:color w:val="0000EE"/>
-            <w:u w:val="single"/>
-          </w:rPr>
-          <w:t>2P 2.1–22</w:t>
-        </w:r>
-      </w:hyperlink>
+      <w:r>
+        <w:rPr>
+          <w:lang w:val="fr_FR" w:bidi="fr_FR"/>
+        </w:rPr>
+        <w:t>2P 2.1–22</w:t>
+      </w:r>
       <w:r>
         <w:rPr>
           <w:lang w:val="fr_FR" w:bidi="fr_FR"/>
         </w:rPr>
         <w:t>), tout comme Jude (</w:t>
       </w:r>
-      <w:hyperlink r:id="rId25">
-        <w:r>
-          <w:rPr>
-            <w:lang w:val="fr_FR" w:bidi="fr_FR"/>
-          </w:rPr>
-          <w:rPr>
-            <w:color w:val="0000EE"/>
-            <w:u w:val="single"/>
-          </w:rPr>
-          <w:t>Jd 1.3–4</w:t>
-        </w:r>
-      </w:hyperlink>
+      <w:r>
+        <w:rPr>
+          <w:lang w:val="fr_FR" w:bidi="fr_FR"/>
+        </w:rPr>
+        <w:t>Jd 1.3–4</w:t>
+      </w:r>
       <w:r>
         <w:rPr>
           <w:lang w:val="fr_FR" w:bidi="fr_FR"/>
